--- a/rapports/16_02_2026/THIMBANE/coh_EQ5_sup_012301230055.docx
+++ b/rapports/16_02_2026/THIMBANE/coh_EQ5_sup_012301230055.docx
@@ -25,7 +25,7 @@
         <w:br/>
         <w:t>Grappe: 012301230055</w:t>
         <w:br/>
-        <w:t>Date: 16/02/2026 a 12:41</w:t>
+        <w:t>Date: 16/02/2026 a 12:58</w:t>
       </w:r>
     </w:p>
     <w:p/>

--- a/rapports/16_02_2026/THIMBANE/coh_EQ5_sup_012301230055.docx
+++ b/rapports/16_02_2026/THIMBANE/coh_EQ5_sup_012301230055.docx
@@ -25,7 +25,7 @@
         <w:br/>
         <w:t>Grappe: 012301230055</w:t>
         <w:br/>
-        <w:t>Date: 16/02/2026 a 12:58</w:t>
+        <w:t>Date: 16/02/2026 a 13:06</w:t>
       </w:r>
     </w:p>
     <w:p/>
@@ -327,38 +327,6 @@
           </w:tcPr>
           <w:p>
             <w:r>
-              <w:t>Section4a</w:t>
-            </w:r>
-          </w:p>
-        </w:tc>
-        <w:tc>
-          <w:tcPr>
-            <w:tcW w:type="dxa" w:w="3324"/>
-          </w:tcPr>
-          <w:p>
-            <w:r>
-              <w:t>Emploi</w:t>
-            </w:r>
-          </w:p>
-        </w:tc>
-        <w:tc>
-          <w:tcPr>
-            <w:tcW w:type="dxa" w:w="3324"/>
-          </w:tcPr>
-          <w:p>
-            <w:r>
-              <w:t>7</w:t>
-            </w:r>
-          </w:p>
-        </w:tc>
-      </w:tr>
-      <w:tr>
-        <w:tc>
-          <w:tcPr>
-            <w:tcW w:type="dxa" w:w="3324"/>
-          </w:tcPr>
-          <w:p>
-            <w:r>
               <w:t>Section10b</w:t>
             </w:r>
           </w:p>
@@ -391,6 +359,38 @@
           </w:tcPr>
           <w:p>
             <w:r>
+              <w:t>Section4a</w:t>
+            </w:r>
+          </w:p>
+        </w:tc>
+        <w:tc>
+          <w:tcPr>
+            <w:tcW w:type="dxa" w:w="3324"/>
+          </w:tcPr>
+          <w:p>
+            <w:r>
+              <w:t>Emploi</w:t>
+            </w:r>
+          </w:p>
+        </w:tc>
+        <w:tc>
+          <w:tcPr>
+            <w:tcW w:type="dxa" w:w="3324"/>
+          </w:tcPr>
+          <w:p>
+            <w:r>
+              <w:t>6</w:t>
+            </w:r>
+          </w:p>
+        </w:tc>
+      </w:tr>
+      <w:tr>
+        <w:tc>
+          <w:tcPr>
+            <w:tcW w:type="dxa" w:w="3324"/>
+          </w:tcPr>
+          <w:p>
+            <w:r>
               <w:t>Section0</w:t>
             </w:r>
           </w:p>
@@ -411,7 +411,7 @@
           </w:tcPr>
           <w:p>
             <w:r>
-              <w:t>6</w:t>
+              <w:t>5</w:t>
             </w:r>
           </w:p>
         </w:tc>
@@ -839,27 +839,6 @@
           <w:color w:val="4672C4"/>
           <w:sz w:val="22"/>
         </w:rPr>
-        <w:t>&gt;&gt; Section0 - Identification et renseignements de controle</w:t>
-      </w:r>
-    </w:p>
-    <w:p>
-      <w:pPr>
-        <w:ind w:left="283"/>
-      </w:pPr>
-      <w:r>
-        <w:rPr>
-          <w:sz w:val="20"/>
-        </w:rPr>
-        <w:t>- Il est obligatoire de prendre les coordonnées Gps avant d'administrer le questionnaire. Prière de prendre les coordonnées GPS.</w:t>
-      </w:r>
-    </w:p>
-    <w:p>
-      <w:r>
-        <w:rPr>
-          <w:b/>
-          <w:color w:val="4672C4"/>
-          <w:sz w:val="22"/>
-        </w:rPr>
         <w:t>&gt;&gt; Section1 - Caracteristiques des membres</w:t>
       </w:r>
     </w:p>
@@ -930,29 +909,6 @@
           <w:color w:val="4672C4"/>
           <w:sz w:val="22"/>
         </w:rPr>
-        <w:t>&gt;&gt; Section4a - Emploi</w:t>
-      </w:r>
-    </w:p>
-    <w:p>
-      <w:pPr>
-        <w:ind w:left="283"/>
-      </w:pPr>
-      <w:r>
-        <w:rPr>
-          <w:sz w:val="20"/>
-        </w:rPr>
-        <w:t xml:space="preserve">- Avertissement MAMADOU DIAMANKA est Etudiant/Elève de la 4.21 mais MAMADOU DIAMANKA n'a pas frequenté l'école en 2024-2025, prière de corriger ou confirmer cette information avec le QG. </w:t>
-        <w:br/>
-        <w:t>- Avertissement! Généralement les jeunes hommes (10 à 25ans) font des travaux ménager soit apprendre les enfants à reviser leurs léçons ou d'autres cours, MOUSSA DIAMANKA n'a consacré aucune heure pour les travaux cités en s04q01, s04q02, s04q03, s04q04, s04q05, s04q06, s04q07 et s04q08.Prière de regarder pour corriger ou confirmer avec le QG.</w:t>
-      </w:r>
-    </w:p>
-    <w:p>
-      <w:r>
-        <w:rPr>
-          <w:b/>
-          <w:color w:val="4672C4"/>
-          <w:sz w:val="22"/>
-        </w:rPr>
         <w:t>&gt;&gt; Section7a1 - Repas pris a l'exterieur du menage</w:t>
       </w:r>
     </w:p>
@@ -985,7 +941,7 @@
         <w:rPr>
           <w:sz w:val="20"/>
         </w:rPr>
-        <w:t>- Attention ! Le prix unitaire d'achat (1200 Fcfa) de Pastèque en Pièce (Moyen) est relativement élevé par rapport aux autres prix observés dans cette zone. Prière de corriger ou de confirmer avec le QG. Attention ! Le prix unitaire d'achat (122.5 Fcfa) de Yaourt en Pot (Tres petit) est relativement faible par rapport aux autres prix observés dans cette zone. Prière de corriger ou de confirmer avec le QG. Attention ! Le prix unitaire d'achat (25 Fcfa) de Piment frais en Pièce (Petit) est relativement faible par rapport aux autres prix observés dans cette zone. Prière de corriger ou de confirmer avec le QG. Attention ! Le prix unitaire d'achat (25 Fcfa) de Poivre en Sachets (Tres petit) est relativement faible par rapport aux autres prix observés dans cette zone. Prière de corriger ou de confirmer avec le QG. Attention ! Le prix unitaire d'achat (50 Fcfa) de Cube alimentaire (Maggi, Jumbo, ) en Cube (Moyen) est relativement élevé par rapport aux autres prix observés dans cette zone. Prière de corriger ou de confirmer avec le QG. Attention ! Le prix unitaire d'achat (800 Fcfa) de Concentré de tomate en Sachets industriel (Petit) est relativement élevé par rapport aux autres prix observés dans cette zone. Prière de corriger ou de confirmer avec le QG. Incohérence!! Dans ce ménage, chaque individus consomme par jour .9395605 Kg  de cereale; Prière de revoir les quantités prises de ces produits.</w:t>
+        <w:t>- Attention ! Le prix unitaire d'achat (122.5 Fcfa) de Yaourt en Pot (Tres petit) est relativement faible par rapport aux autres prix observés dans cette zone. Prière de corriger ou de confirmer avec le QG. Attention ! Le prix unitaire d'achat (2000 Fcfa) de Maquereau congelé en Tas (Petit) est relativement élevé par rapport aux autres prix observés dans cette zone. Prière de corriger ou de confirmer avec le QG. Attention ! Le prix unitaire d'achat (25 Fcfa) de Piment frais en Pièce (Petit) est relativement faible par rapport aux autres prix observés dans cette zone. Prière de corriger ou de confirmer avec le QG. Attention ! Le prix unitaire d'achat (50 Fcfa) de Cube alimentaire (Maggi, Jumbo, ) en Cube (Moyen) est relativement élevé par rapport aux autres prix observés dans cette zone. Prière de corriger ou de confirmer avec le QG. Attention ! Le prix unitaire d'achat (800 Fcfa) de Concentré de tomate en Sachets industriel (Petit) est relativement élevé par rapport aux autres prix observés dans cette zone. Prière de corriger ou de confirmer avec le QG. Incohérence!! Dans ce ménage, chaque individus consomme par jour .9395605 Kg  de cereale; Prière de revoir les quantités prises de ces produits.</w:t>
       </w:r>
     </w:p>
     <w:p>
@@ -1007,48 +963,6 @@
           <w:sz w:val="20"/>
         </w:rPr>
         <w:t>- Peu plausible! le montant de la dépense pour Médicaments achetés en pharmacie sans ordonnance: alcool, pansements, paracétamol, médicaments les affections courantes (paludisme, toux, rhume, diarrhée/disenterie, vers intestinaux, etc. ) semble trop faible. Veuillez, s'il vous plaît, confirmer cette information avec le QG ou la corriger.</w:t>
-      </w:r>
-    </w:p>
-    <w:p>
-      <w:r>
-        <w:rPr>
-          <w:b/>
-          <w:color w:val="4672C4"/>
-          <w:sz w:val="22"/>
-        </w:rPr>
-        <w:t>&gt;&gt; Section12 - Actifs du menage</w:t>
-      </w:r>
-    </w:p>
-    <w:p>
-      <w:pPr>
-        <w:ind w:left="283"/>
-      </w:pPr>
-      <w:r>
-        <w:rPr>
-          <w:sz w:val="20"/>
-        </w:rPr>
-        <w:t>- Avertissement!!! Le prix d'achat (12000) de l'article  Bonbonne de gaz est inférieur aux prix de revente (14000)  avec l'âge du bien atteignant 3 ans. Prière de vérifier ou confirmer avec l'enquêté et mettre les bonnes valeurs après verification, s'il le faut.</w:t>
-      </w:r>
-    </w:p>
-    <w:p>
-      <w:r>
-        <w:rPr>
-          <w:b/>
-          <w:color w:val="4672C4"/>
-          <w:sz w:val="22"/>
-        </w:rPr>
-        <w:t>&gt;&gt; Section13b - Transferta emis</w:t>
-      </w:r>
-    </w:p>
-    <w:p>
-      <w:pPr>
-        <w:ind w:left="283"/>
-      </w:pPr>
-      <w:r>
-        <w:rPr>
-          <w:sz w:val="20"/>
-        </w:rPr>
-        <w:t>- L'enquêteur prière de fournir d'effort pour avoir le niveau d'étude et l'âge de celui qui a béneficié de l'argent dans la section 13b (Transfert emis). L'âge du béneficiaire d'argent dans la section 13b (Transfert emis) semble incoherent voir élévé, prière de verifier ou corriger.</w:t>
       </w:r>
     </w:p>
     <w:p>
@@ -2481,7 +2395,7 @@
         <w:rPr>
           <w:sz w:val="20"/>
         </w:rPr>
-        <w:t>- Attention ! Le prix unitaire d'achat (1200 Fcfa) de Poisson frais type 9 en Tas (Petit) est relativement élevé par rapport aux autres prix observés dans cette zone. Prière de corriger ou de confirmer avec le QG. Attention ! Le prix unitaire d'achat (50 Fcfa) de Cube alimentaire (Maggi, Jumbo, ) en Cube (Moyen) est relativement élevé par rapport aux autres prix observés dans cette zone. Prière de corriger ou de confirmer avec le QG. Attention ! Soupçons de quantité anormale! Le ménage de SAMBA FAYE avec une taille de 6 personnes a consommé 5 Kg en taille unique de Sucre en poudre  qui est relativement élevé comme consommation par rapport à la condition de vie des autres ménages de même taille dans cette zone. Prière de corriger ou de confirmer avec le QG. Difficile de consommer le Sel en Sachets industriel Moyen prière de verifier. Incohérence!! Dans ce ménage, chaque individus consomme par jour .8214285 Kg  de cereale; Prière de revoir les quantités prises de ces produits.</w:t>
+        <w:t>- Attention ! Le prix unitaire d'achat (1200 Fcfa) de Poisson frais type 9 en Tas (Petit) est relativement élevé par rapport aux autres prix observés dans cette zone. Prière de corriger ou de confirmer avec le QG. Attention ! Soupçons de quantité anormale! Le ménage de SAMBA FAYE avec une taille de 6 personnes a consommé 6 Tas en Petit de Poisson frais type 9 qui est relativement élevé comme consommation par rapport à la condition de vie des autres ménages de même taille dans cette zone. Prière de corriger ou de confirmer avec le QG. Attention ! Le prix unitaire d'achat (50 Fcfa) de Cube alimentaire (Maggi, Jumbo, ) en Cube (Moyen) est relativement élevé par rapport aux autres prix observés dans cette zone. Prière de corriger ou de confirmer avec le QG. Attention ! Soupçons de quantité anormale! Le ménage de SAMBA FAYE avec une taille de 6 personnes a consommé 5 Kg en taille unique de Sucre en poudre  qui est relativement élevé comme consommation par rapport à la condition de vie des autres ménages de même taille dans cette zone. Prière de corriger ou de confirmer avec le QG. Attention ! Soupçons de quantité anormale! Le ménage de SAMBA FAYE avec une taille de 6 personnes a consommé 6 Pièce en Petit de Manioc en tubercules qui est relativement élevé comme consommation par rapport à la condition de vie des autres ménages de même taille dans cette zone. Prière de corriger ou de confirmer avec le QG. Difficile de consommer le Sel en Sachets industriel Moyen prière de verifier. Incohérence!! Dans ce ménage, chaque individus consomme par jour .8214285 Kg  de cereale; Prière de revoir les quantités prises de ces produits.</w:t>
       </w:r>
     </w:p>
     <w:p>
@@ -2966,7 +2880,7 @@
         <w:rPr>
           <w:sz w:val="20"/>
         </w:rPr>
-        <w:t>- Attention ! Le prix unitaire d'achat (1500 Fcfa) de Pain moderne (Baguette) en miche (Moyen) est relativement élevé par rapport aux autres prix observés dans cette zone. Prière de corriger ou de confirmer avec le QG. Attention ! Le prix unitaire d'achat (1500 Fcfa) de Pastèque en Pièce (Moyen) est relativement élevé par rapport aux autres prix observés dans cette zone. Prière de corriger ou de confirmer avec le QG. Attention ! Le prix unitaire d'achat (2000 Fcfa) de Biscuits en Sachets industriel (Moyen) est relativement élevé par rapport aux autres prix observés dans cette zone. Prière de corriger ou de confirmer avec le QG. Attention ! Le prix unitaire d'achat (320 Fcfa) de Oignon frais en Kg (taille unique) est relativement faible par rapport aux autres prix observés dans cette zone. Prière de corriger ou de confirmer avec le QG. Attention ! Soupçons de quantité anormale! Le ménage de binta kayre avec une taille de 3 personnes a consommé 12.5 Kg en taille unique de Oignon frais qui est relativement élevé comme consommation par rapport à la condition de vie des autres ménages de même taille dans cette zone. Prière de corriger ou de confirmer avec le QG. Attention ! Le prix unitaire d'achat (500 Fcfa) de Spaghettis en Sachets industriel (Petit) est relativement élevé par rapport aux autres prix observés dans cette zone. Prière de corriger ou de confirmer avec le QG. Avertissement!!! Le ménage a consommé 1 Bidon 20l taille unique de Huile de soja , cette quantité semble anormale pour une consommation des 7 derniers jours, prière de verifier et corriger. Avertissement!!! Le ménage a consommé 1 Carton Grand de Thé en sachet, cette quantité semble anormale pour une consommation des 7 derniers jours.Les ménages consomment géneralement en sachet ou en paquet, prière de corriger ou de confirmer avec le QG. Avertissement!!! Le ménage a consommé 1 Carton Grand de Thé en sachet. Difficile de consommer ce produit avec cette unité. Prière de verifier et corriger. Avertissement!!! Le ménage a consommé 1 Carton Petit de Concentré de tomate. Difficile de consommer ce produit avec cette unité. Prière de verifier et corriger. Avertissement!!! Le ménage a consommé 1 Seau de 5l taille unique de Pâte d'arachide, cette quantité semble anormale pour une consommation des 7 derniers jours, prière de verifier et corriger. Avertissement!!! Le ménage a consommé 10 Kg taille unique de Carpe frais, cette quantité semble anormale pour une consommation des 7 derniers jours.Prière de corriger ou de confirmer avec le QG. Avertissement!!! Le ménage a consommé 15 Kg taille unique de Poisson frais type 8, cette quantité semble anormale pour une consommation des 7 derniers jours.Prière de corriger ou de confirmer avec le QG. Difficile de consommer le Sel en Sachets industriel Grand prière de verifier. Incohérence!! Dans ce ménage, chaque individus consomme par jour 75.76952 Kg  de cereale; Prière de revoir les quantités prises de ces produits. Attention ! Soupçons de quantité anormale! Le ménage de binta kayre avec une taille de 3 personnes a consommé 25 Kg en taille unique de Riz importé parfumé qui est relativement élevé comme consommation par rapport à la condition de vie des autres ménages de même taille dans cette zone. Prière de corriger ou de confirmer avec le QG. Le prix d'achat unitaire (1 Fcfa) de Beignets de farine de boulangerie en Sachets de taille Tres petit  est invraisemblable, prière de regarder les reponses prises dans les questions s07bq07a s07bq07b s07bq07c s07bq08 pour mieux corriger. Le prix d'achat unitaire (1600 Fcfa) de Macaroni en Kg de taille taille unique semble élevé, prière de regarder les reponses prises dans les questions s07bq07a s07bq07b s07bq07c s07bq08 pour mieux corriger. Attention ! Le prix unitaire d'achat (1600 Fcfa) de Macaroni en Kg (taille unique) est relativement élevé par rapport aux autres prix observés dans cette zone. Prière de corriger ou de confirmer avec le QG.</w:t>
+        <w:t>- Attention ! Le prix unitaire d'achat (1000 Fcfa) de Aubergine   en Tas (Petit) est relativement élevé par rapport aux autres prix observés dans cette zone. Prière de corriger ou de confirmer avec le QG. Attention ! Le prix unitaire d'achat (1500 Fcfa) de Carotte en Tas (Moyen) est relativement élevé par rapport aux autres prix observés dans cette zone. Prière de corriger ou de confirmer avec le QG. Attention ! Le prix unitaire d'achat (1500 Fcfa) de Pain moderne (Baguette) en miche (Moyen) est relativement élevé par rapport aux autres prix observés dans cette zone. Prière de corriger ou de confirmer avec le QG. Attention ! Le prix unitaire d'achat (2000 Fcfa) de Biscuits en Sachets industriel (Moyen) est relativement élevé par rapport aux autres prix observés dans cette zone. Prière de corriger ou de confirmer avec le QG. Attention ! Le prix unitaire d'achat (320 Fcfa) de Oignon frais en Kg (taille unique) est relativement faible par rapport aux autres prix observés dans cette zone. Prière de corriger ou de confirmer avec le QG. Attention ! Soupçons de quantité anormale! Le ménage de binta kayre avec une taille de 3 personnes a consommé 12.5 Kg en taille unique de Oignon frais qui est relativement élevé comme consommation par rapport à la condition de vie des autres ménages de même taille dans cette zone. Prière de corriger ou de confirmer avec le QG. Attention ! Le prix unitaire d'achat (500 Fcfa) de Spaghettis en Sachets industriel (Petit) est relativement élevé par rapport aux autres prix observés dans cette zone. Prière de corriger ou de confirmer avec le QG. Attention ! Soupçons de quantité anormale! Le ménage de binta kayre avec une taille de 3 personnes a consommé 28 Cuillère en Petit de Café en poudre soluble qui est relativement élevé comme consommation par rapport à la condition de vie des autres ménages de même taille dans cette zone. Prière de corriger ou de confirmer avec le QG. Avertissement!!! Le ménage a consommé 1 Paquet Petit de Thé en sachet, cette quantité semble anormale pour une consommation des 7 derniers jours.Prière de corriger ou de confirmer avec le QG. Difficile de consommer le Sel en Sachets industriel Petit prière de verifier. Le prix d'achat unitaire (1 Fcfa) de Beignets de farine de boulangerie en Sachets de taille Tres petit  est invraisemblable, prière de regarder les reponses prises dans les questions s07bq07a s07bq07b s07bq07c s07bq08 pour mieux corriger. Le prix d'achat unitaire (1600 Fcfa) de Macaroni en Kg de taille taille unique semble élevé, prière de regarder les reponses prises dans les questions s07bq07a s07bq07b s07bq07c s07bq08 pour mieux corriger. Attention ! Le prix unitaire d'achat (1600 Fcfa) de Macaroni en Kg (taille unique) est relativement élevé par rapport aux autres prix observés dans cette zone. Prière de corriger ou de confirmer avec le QG.</w:t>
       </w:r>
     </w:p>
     <w:p>
@@ -4076,7 +3990,7 @@
         <w:rPr>
           <w:sz w:val="20"/>
         </w:rPr>
-        <w:t>- Attention ! Le prix unitaire d'achat (50 Fcfa) de Escargots en Morceau (Portion) (Petit) est relativement faible par rapport aux autres prix observés dans cette zone. Prière de corriger ou de confirmer avec le QG.</w:t>
+        <w:t>- Attention ! Le prix unitaire d'achat (50 Fcfa) de Escargots en Morceau (Portion) (Petit) est relativement faible par rapport aux autres prix observés dans cette zone. Prière de corriger ou de confirmer avec le QG. Attention ! Soupçons de quantité anormale! Le ménage de MOUSTAPHA SYLLA avec une taille de 4 personnes a consommé 4 Sachets en Petit de Mayonnaise qui est relativement élevé comme consommation par rapport à la condition de vie des autres ménages de même taille dans cette zone. Prière de corriger ou de confirmer avec le QG.</w:t>
       </w:r>
     </w:p>
     <w:p>
@@ -4619,7 +4533,7 @@
         <w:rPr>
           <w:sz w:val="20"/>
         </w:rPr>
-        <w:t>- Attention ! Le prix unitaire d'achat (150 Fcfa) de Lait en poudre en Sachets (Tres petit) est relativement élevé par rapport aux autres prix observés dans cette zone. Prière de corriger ou de confirmer avec le QG. Attention ! Le prix unitaire d'achat (200 Fcfa) de Huile de palme brute en Sachets (Tres petit) est relativement élevé par rapport aux autres prix observés dans cette zone. Prière de corriger ou de confirmer avec le QG. Attention ! Le prix unitaire d'achat (2000 Fcfa) de Huile de soja  en Litre (taille unique) est relativement élevé par rapport aux autres prix observés dans cette zone. Prière de corriger ou de confirmer avec le QG. Attention ! Le prix unitaire d'achat (50 Fcfa) de Carotte en Pièce (Petit) est relativement faible par rapport aux autres prix observés dans cette zone. Prière de corriger ou de confirmer avec le QG. Attention ! Le prix unitaire d'achat (50 Fcfa) de Gombo frais en Tas (Tres petit) est relativement faible par rapport aux autres prix observés dans cette zone. Prière de corriger ou de confirmer avec le QG. Attention ! Le prix unitaire d'achat (500 Fcfa) de Pastèque en Pièce (Moyen) est relativement faible par rapport aux autres prix observés dans cette zone. Prière de corriger ou de confirmer avec le QG. Difficile de consommer le Sel en Sachets industriel Tres petit prière de verifier. Incohérence!! Dans ce ménage, chaque individus consomme par jour 37.81878 Kg  de cereale; Prière de revoir les quantités prises de ces produits. Attention ! Le prix unitaire d'achat (350 Fcfa) de Riz importé parfumé en Kg (taille unique) est relativement faible par rapport aux autres prix observés dans cette zone. Prière de corriger ou de confirmer avec le QG.</w:t>
+        <w:t>- Attention ! Le prix unitaire d'achat (100 Fcfa) de Patate douce en Pièce (Tres petit) est relativement élevé par rapport aux autres prix observés dans cette zone. Prière de corriger ou de confirmer avec le QG. Attention ! Le prix unitaire d'achat (150 Fcfa) de Lait en poudre en Sachets (Tres petit) est relativement élevé par rapport aux autres prix observés dans cette zone. Prière de corriger ou de confirmer avec le QG. Attention ! Le prix unitaire d'achat (200 Fcfa) de Huile de palme brute en Sachets (Tres petit) est relativement élevé par rapport aux autres prix observés dans cette zone. Prière de corriger ou de confirmer avec le QG. Attention ! Le prix unitaire d'achat (2000 Fcfa) de Huile de soja  en Litre (taille unique) est relativement élevé par rapport aux autres prix observés dans cette zone. Prière de corriger ou de confirmer avec le QG. Attention ! Le prix unitaire d'achat (350 Fcfa) de Riz importé parfumé en Kg (taille unique) est relativement faible par rapport aux autres prix observés dans cette zone. Prière de corriger ou de confirmer avec le QG. Attention ! Le prix unitaire d'achat (50 Fcfa) de Carotte en Pièce (Petit) est relativement faible par rapport aux autres prix observés dans cette zone. Prière de corriger ou de confirmer avec le QG. Attention ! Le prix unitaire d'achat (50 Fcfa) de Gombo frais en Tas (Tres petit) est relativement faible par rapport aux autres prix observés dans cette zone. Prière de corriger ou de confirmer avec le QG. Attention ! Le prix unitaire d'achat (500 Fcfa) de Pastèque en Pièce (Moyen) est relativement faible par rapport aux autres prix observés dans cette zone. Prière de corriger ou de confirmer avec le QG. Difficile de consommer le Sel en Sachets industriel Tres petit prière de verifier.</w:t>
       </w:r>
     </w:p>
     <w:p>
@@ -5133,7 +5047,7 @@
         </w:rPr>
         <w:t xml:space="preserve">- Incohérence ! seulement les écoles gouvermentales paient les cotisations (Gouvernement, communauté, ONG ou organisation humanitaire). veuillez, s'il vous plait, confirmer cette information de aminata pouye avec le QG ou apporter les corrections nécessaires. </w:t>
         <w:br/>
-        <w:t xml:space="preserve">-  Incohérence ! seulement les écoles gouvermentales paient les cotisations (Gouvernement, communauté, ONG ou organisation humanitaire). veuillez, s'il vous plait, confirmer cette information de ndella MBACKE avec le QG ou apporter les corrections nécessaires. Le montant des autres depenses pour l'année scolaire de ndella MBACKE est faible ou élevé. veuillez, s'il vous plait, confirmer ces informations avec le QG ou apporter les corrections nécessaires. Attention ! Le frais de scolarité (234000 Fcfa) de ndella MBACKE en 2ème année de Secondaire 2 Général est relativement élevé par rapport aux autres frais de scolarités observés dans cette zone. Prière de corriger ou de confirmer avec le QG. </w:t>
+        <w:t xml:space="preserve">-  Incohérence ! seulement les écoles gouvermentales paient les cotisations (Gouvernement, communauté, ONG ou organisation humanitaire). veuillez, s'il vous plait, confirmer cette information de ndella MBACKE avec le QG ou apporter les corrections nécessaires. Le montant des autres depenses pour l'année scolaire de ndella MBACKE est faible ou élevé. veuillez, s'il vous plait, confirmer ces informations avec le QG ou apporter les corrections nécessaires. </w:t>
         <w:br/>
         <w:t xml:space="preserve">- Avertissement!! El hadji amadou Camara qui sait écrire en français doit pouvoir lire en français. </w:t>
         <w:br/>
@@ -5268,7 +5182,7 @@
         <w:rPr>
           <w:sz w:val="20"/>
         </w:rPr>
-        <w:t>- Attention ! Le prix unitaire d'achat (250 Fcfa) de Café en poudre soluble en Sachets (Petit) est relativement élevé par rapport aux autres prix observés dans cette zone. Prière de corriger ou de confirmer avec le QG. Attention ! Le prix unitaire d'achat (40 Fcfa) de Piment frais en Pièce (Petit) est relativement faible par rapport aux autres prix observés dans cette zone. Prière de corriger ou de confirmer avec le QG. Avertissement!!! Le ménage a consommé 1 Paquet Grand de Thé en sachet, cette quantité semble anormale pour une consommation des 7 derniers jours.Prière de corriger ou de confirmer avec le QG. Difficile de consommer le Sel en Sachets industriel Tres petit prière de verifier. Incohérence!! Dans ce ménage, chaque individus consomme par jour 17.47098 Kg  de cereale; Prière de revoir les quantités prises de ces produits.</w:t>
+        <w:t>- Attention ! Le prix unitaire d'achat (250 Fcfa) de Café en poudre soluble en Sachets (Petit) est relativement élevé par rapport aux autres prix observés dans cette zone. Prière de corriger ou de confirmer avec le QG. Attention ! Le prix unitaire d'achat (40 Fcfa) de Piment frais en Pièce (Petit) est relativement faible par rapport aux autres prix observés dans cette zone. Prière de corriger ou de confirmer avec le QG. Avertissement!!! Le ménage a consommé 1 Paquet Grand de Thé en sachet, cette quantité semble anormale pour une consommation des 7 derniers jours.Prière de corriger ou de confirmer avec le QG. Difficile de consommer le Sel en Sachets industriel Tres petit prière de verifier. Incohérence!! Dans ce ménage, chaque individus consomme par jour 28.20313 Kg  de cereale; Prière de revoir les quantités prises de ces produits.</w:t>
       </w:r>
     </w:p>
     <w:p>
@@ -5839,7 +5753,7 @@
         <w:rPr>
           <w:sz w:val="20"/>
         </w:rPr>
-        <w:t>- Attention ! Le prix unitaire d'achat (16.66667 Fcfa) de Œufs frais en Pièce (taille unique) est relativement faible par rapport aux autres prix observés dans cette zone. Prière de corriger ou de confirmer avec le QG. Attention ! Le prix unitaire d'achat (1600 Fcfa) de Huile de soja  en Litre (taille unique) est relativement élevé par rapport aux autres prix observés dans cette zone. Prière de corriger ou de confirmer avec le QG. Attention ! Le prix unitaire d'achat (25 Fcfa) de Biscuits en Sachets industriel (Tres petit) est relativement faible par rapport aux autres prix observés dans cette zone. Prière de corriger ou de confirmer avec le QG. Attention ! Soupçons de quantité anormale! Le ménage de seydadana diagne dite ndeye diagne avec une taille de 3 personnes a consommé 18 Morceau (Portion) en Tres petit de Beurre qui est relativement élevé comme consommation par rapport à la condition de vie des autres ménages de même taille dans cette zone. Prière de corriger ou de confirmer avec le QG. Difficile de consommer le Sel en Sachets industriel Petit prière de verifier. Incohérence!! Dans ce ménage, chaque individus consomme par jour 69.49381 Kg  de cereale; Prière de revoir les quantités prises de ces produits. Attention ! Le prix unitaire d'achat (350 Fcfa) de Riz importé parfumé en Kg (taille unique) est relativement faible par rapport aux autres prix observés dans cette zone. Prière de corriger ou de confirmer avec le QG.</w:t>
+        <w:t>- Attention ! Le prix unitaire d'achat (16.66667 Fcfa) de Œufs frais en Pièce (taille unique) est relativement faible par rapport aux autres prix observés dans cette zone. Prière de corriger ou de confirmer avec le QG. Attention ! Le prix unitaire d'achat (1600 Fcfa) de Huile de soja  en Litre (taille unique) est relativement élevé par rapport aux autres prix observés dans cette zone. Prière de corriger ou de confirmer avec le QG. Attention ! Le prix unitaire d'achat (25 Fcfa) de Biscuits en Sachets industriel (Tres petit) est relativement faible par rapport aux autres prix observés dans cette zone. Prière de corriger ou de confirmer avec le QG. Attention ! Le prix unitaire d'achat (350 Fcfa) de Riz importé parfumé en Kg (taille unique) est relativement faible par rapport aux autres prix observés dans cette zone. Prière de corriger ou de confirmer avec le QG. Attention ! Soupçons de quantité anormale! Le ménage de seydadana diagne dite ndeye diagne avec une taille de 3 personnes a consommé 18 Morceau (Portion) en Tres petit de Beurre qui est relativement élevé comme consommation par rapport à la condition de vie des autres ménages de même taille dans cette zone. Prière de corriger ou de confirmer avec le QG. Difficile de consommer le Sel en Sachets industriel Petit prière de verifier.</w:t>
       </w:r>
     </w:p>
     <w:p>
@@ -6326,7 +6240,7 @@
         <w:rPr>
           <w:sz w:val="20"/>
         </w:rPr>
-        <w:t>- Attention ! Le prix unitaire d'achat (200 Fcfa) de Gombo frais en Tas (Petit) est relativement élevé par rapport aux autres prix observés dans cette zone. Prière de corriger ou de confirmer avec le QG. Attention ! Le prix unitaire d'achat (50 Fcfa) de Escargots en Morceau (Portion) (Petit) est relativement faible par rapport aux autres prix observés dans cette zone. Prière de corriger ou de confirmer avec le QG. Attention ! Le prix unitaire d'achat (500 Fcfa) de Pastèque en Pièce (Moyen) est relativement faible par rapport aux autres prix observés dans cette zone. Prière de corriger ou de confirmer avec le QG. Attention ! Le prix unitaire d'achat (700 Fcfa) de Sucre en poudre  en Kg (taille unique) est relativement élevé par rapport aux autres prix observés dans cette zone. Prière de corriger ou de confirmer avec le QG. Attention ! Soupçons de quantité anormale! Le ménage de RAMATA DIAGOLA avec une taille de 3 personnes a consommé 6 Morceau (Portion) en Petit de Manioc en tubercules qui est relativement élevé comme consommation par rapport à la condition de vie des autres ménages de même taille dans cette zone. Prière de corriger ou de confirmer avec le QG.</w:t>
+        <w:t>- Attention ! Le prix unitaire d'achat (200 Fcfa) de Gombo frais en Tas (Petit) est relativement élevé par rapport aux autres prix observés dans cette zone. Prière de corriger ou de confirmer avec le QG. Attention ! Soupçons de quantité anormale! Le ménage de RAMATA DIAGOLA avec une taille de 3 personnes a consommé 5 Tas en Petit de Gombo frais qui est relativement élevé comme consommation par rapport à la condition de vie des autres ménages de même taille dans cette zone. Prière de corriger ou de confirmer avec le QG. Attention ! Le prix unitaire d'achat (50 Fcfa) de Ail en Gousse (Moyen) est relativement faible par rapport aux autres prix observés dans cette zone. Prière de corriger ou de confirmer avec le QG. Attention ! Le prix unitaire d'achat (50 Fcfa) de Escargots en Morceau (Portion) (Petit) est relativement faible par rapport aux autres prix observés dans cette zone. Prière de corriger ou de confirmer avec le QG. Attention ! Le prix unitaire d'achat (500 Fcfa) de Pastèque en Pièce (Moyen) est relativement faible par rapport aux autres prix observés dans cette zone. Prière de corriger ou de confirmer avec le QG. Attention ! Le prix unitaire d'achat (700 Fcfa) de Sucre en poudre  en Kg (taille unique) est relativement élevé par rapport aux autres prix observés dans cette zone. Prière de corriger ou de confirmer avec le QG. Attention ! Soupçons de quantité anormale! Le ménage de RAMATA DIAGOLA avec une taille de 3 personnes a consommé 6 Morceau (Portion) en Petit de Manioc en tubercules qui est relativement élevé comme consommation par rapport à la condition de vie des autres ménages de même taille dans cette zone. Prière de corriger ou de confirmer avec le QG.</w:t>
       </w:r>
     </w:p>
     <w:p>
